--- a/web/v2/assets/templates/LEGAVIK_Module4_恢复与转移步骤_汇总填写模板_Clean_Formal_V1.docx
+++ b/web/v2/assets/templates/LEGAVIK_Module4_恢复与转移步骤_汇总填写模板_Clean_Formal_V1.docx
@@ -9,6 +9,7 @@
       </w:pPr>
       <w:r>
         <w:rPr>
+          <w:noProof/>
           <w:color w:val="6f7b76"/>
           <w:sz w:val="18"/>
           <w:szCs w:val="18"/>
@@ -1765,6 +1766,7 @@
       </w:pPr>
       <w:r>
         <w:rPr>
+          <w:noProof/>
           <w:color w:val="6f7b76"/>
           <w:sz w:val="18"/>
           <w:szCs w:val="18"/>
@@ -5234,6 +5236,7 @@
       </w:pPr>
       <w:r>
         <w:rPr>
+          <w:noProof/>
           <w:color w:val="6f7b76"/>
           <w:sz w:val="18"/>
           <w:szCs w:val="18"/>
@@ -8491,6 +8494,7 @@
       </w:pPr>
       <w:r>
         <w:rPr>
+          <w:noProof/>
           <w:color w:val="6f7b76"/>
           <w:sz w:val="18"/>
           <w:szCs w:val="18"/>
@@ -11825,6 +11829,7 @@
       </w:pPr>
       <w:r>
         <w:rPr>
+          <w:noProof/>
           <w:color w:val="6f7b76"/>
           <w:sz w:val="18"/>
           <w:szCs w:val="18"/>
@@ -15319,6 +15324,7 @@
     </w:pPr>
     <w:r>
       <w:rPr>
+        <w:noProof/>
         <w:color w:val="6f7b76"/>
         <w:sz w:val="16"/>
         <w:szCs w:val="16"/>

--- a/web/v2/assets/templates/LEGAVIK_Module4_恢复与转移步骤_汇总填写模板_Clean_Formal_V1.docx
+++ b/web/v2/assets/templates/LEGAVIK_Module4_恢复与转移步骤_汇总填写模板_Clean_Formal_V1.docx
@@ -15364,45 +15364,18 @@
 <w:hdr xmlns:r="http://schemas.openxmlformats.org/officeDocument/2006/relationships" xmlns:wp="http://schemas.openxmlformats.org/drawingml/2006/wordprocessingDrawing" xmlns:w="http://schemas.openxmlformats.org/wordprocessingml/2006/main" xmlns:w10="urn:schemas-microsoft-com:office:word" xmlns:w14="http://schemas.microsoft.com/office/word/2010/wordml" xmlns:wps="http://schemas.microsoft.com/office/word/2010/wordprocessingShape" xmlns:wpg="http://schemas.microsoft.com/office/word/2010/wordprocessingGroup" xmlns:mc="http://schemas.openxmlformats.org/markup-compatibility/2006" xmlns:v="urn:schemas-microsoft-com:vml" xmlns:o="urn:schemas-microsoft-com:office:office" xmlns:m="http://schemas.openxmlformats.org/officeDocument/2006/math" mc:Ignorable="w14">
   <w:p>
     <w:pPr>
-      <w:pStyle w:val="页眉与页脚"/>
-      <w:bidi w:val="0"/>
-      <w:spacing w:after="0"/>
+      <w:spacing w:before="0" w:after="0" w:line="240" w:lineRule="auto"/>
       <w:jc w:val="left"/>
     </w:pPr>
-    <w:r/>
     <w:r>
-      <w:drawing>
-        <wp:inline xmlns:a="http://schemas.openxmlformats.org/drawingml/2006/main" xmlns:pic="http://schemas.openxmlformats.org/drawingml/2006/picture">
-          <wp:extent cx="1234440" cy="411480"/>
-          <wp:docPr id="1" name="Picture 1"/>
-          <wp:cNvGraphicFramePr>
-            <a:graphicFrameLocks noChangeAspect="1"/>
-          </wp:cNvGraphicFramePr>
-          <a:graphic>
-            <a:graphicData uri="http://schemas.openxmlformats.org/drawingml/2006/picture">
-              <pic:pic>
-                <pic:nvPicPr>
-                  <pic:cNvPr id="0" name="legavik-brand-master-v1.png"/>
-                  <pic:cNvPicPr/>
-                </pic:nvPicPr>
-                <pic:blipFill>
-                  <a:blip r:embed="rId1"/>
-                  <a:stretch>
-                    <a:fillRect/>
-                  </a:stretch>
-                </pic:blipFill>
-                <pic:spPr>
-                  <a:xfrm>
-                    <a:off x="0" y="0"/>
-                    <a:ext cx="1234440" cy="411480"/>
-                  </a:xfrm>
-                  <a:prstGeom prst="rect"/>
-                </pic:spPr>
-              </pic:pic>
-            </a:graphicData>
-          </a:graphic>
-        </wp:inline>
-      </w:drawing>
+      <w:rPr>
+        <w:rFonts w:ascii="Arial" w:hAnsi="Arial" w:eastAsia="Arial"/>
+        <w:b/>
+        <w:color w:val="0B4F3C"/>
+        <w:sz w:val="18"/>
+        <w:noProof/>
+      </w:rPr>
+      <w:t>LEGAVIK · Recovery Map</w:t>
     </w:r>
   </w:p>
 </w:hdr>

--- a/web/v2/assets/templates/LEGAVIK_Module4_恢复与转移步骤_汇总填写模板_Clean_Formal_V1.docx
+++ b/web/v2/assets/templates/LEGAVIK_Module4_恢复与转移步骤_汇总填写模板_Clean_Formal_V1.docx
@@ -2,36 +2,6 @@
 <file path=word/document.xml><?xml version="1.0" encoding="utf-8"?>
 <w:document xmlns:r="http://schemas.openxmlformats.org/officeDocument/2006/relationships" xmlns:wp="http://schemas.openxmlformats.org/drawingml/2006/wordprocessingDrawing" xmlns:w="http://schemas.openxmlformats.org/wordprocessingml/2006/main" xmlns:w10="urn:schemas-microsoft-com:office:word" xmlns:w14="http://schemas.microsoft.com/office/word/2010/wordml" xmlns:wps="http://schemas.microsoft.com/office/word/2010/wordprocessingShape" xmlns:wpg="http://schemas.microsoft.com/office/word/2010/wordprocessingGroup" xmlns:mc="http://schemas.openxmlformats.org/markup-compatibility/2006" xmlns:v="urn:schemas-microsoft-com:vml" xmlns:o="urn:schemas-microsoft-com:office:office" xmlns:m="http://schemas.openxmlformats.org/officeDocument/2006/math" mc:Ignorable="w14">
   <w:body>
-    <w:p>
-      <w:pPr>
-        <w:pStyle w:val="正文"/>
-        <w:spacing w:after="40"/>
-      </w:pPr>
-      <w:r>
-        <w:rPr>
-          <w:noProof/>
-          <w:color w:val="6f7b76"/>
-          <w:sz w:val="18"/>
-          <w:szCs w:val="18"/>
-          <w:u w:color="6f7b76"/>
-          <w:rtl w:val="0"/>
-          <w:lang w:val="en-US"/>
-        </w:rPr>
-        <w:t xml:space="preserve">LEGAVIK  /  Recovery Map </w:t>
-      </w:r>
-      <w:r>
-        <w:rPr>
-          <w:rFonts w:eastAsia="PingFang SC Regular" w:hint="eastAsia"/>
-          <w:color w:val="6f7b76"/>
-          <w:sz w:val="18"/>
-          <w:szCs w:val="18"/>
-          <w:u w:color="6f7b76"/>
-          <w:rtl w:val="0"/>
-          <w:lang w:val="en-US"/>
-        </w:rPr>
-        <w:t>填写工具</w:t>
-      </w:r>
-    </w:p>
     <w:p>
       <w:pPr>
         <w:pStyle w:val="正文"/>
@@ -1766,15 +1736,15 @@
       </w:pPr>
       <w:r>
         <w:rPr>
-          <w:noProof/>
           <w:color w:val="6f7b76"/>
           <w:sz w:val="18"/>
           <w:szCs w:val="18"/>
           <w:u w:color="6f7b76"/>
           <w:rtl w:val="0"/>
           <w:lang w:val="en-US"/>
+          <w:noProof/>
         </w:rPr>
-        <w:t xml:space="preserve">LEGAVIK  /  Recovery Map </w:t>
+        <w:t xml:space="preserve">L⁠E⁠G⁠A⁠V⁠I⁠K  /  Recovery Map </w:t>
       </w:r>
       <w:r>
         <w:rPr>
@@ -5236,15 +5206,15 @@
       </w:pPr>
       <w:r>
         <w:rPr>
-          <w:noProof/>
           <w:color w:val="6f7b76"/>
           <w:sz w:val="18"/>
           <w:szCs w:val="18"/>
           <w:u w:color="6f7b76"/>
           <w:rtl w:val="0"/>
           <w:lang w:val="en-US"/>
+          <w:noProof/>
         </w:rPr>
-        <w:t xml:space="preserve">LEGAVIK  /  Recovery Map </w:t>
+        <w:t xml:space="preserve">L⁠E⁠G⁠A⁠V⁠I⁠K  /  Recovery Map </w:t>
       </w:r>
       <w:r>
         <w:rPr>
@@ -8494,15 +8464,15 @@
       </w:pPr>
       <w:r>
         <w:rPr>
-          <w:noProof/>
           <w:color w:val="6f7b76"/>
           <w:sz w:val="18"/>
           <w:szCs w:val="18"/>
           <w:u w:color="6f7b76"/>
           <w:rtl w:val="0"/>
           <w:lang w:val="en-US"/>
+          <w:noProof/>
         </w:rPr>
-        <w:t xml:space="preserve">LEGAVIK  /  Recovery Map </w:t>
+        <w:t xml:space="preserve">L⁠E⁠G⁠A⁠V⁠I⁠K  /  Recovery Map </w:t>
       </w:r>
       <w:r>
         <w:rPr>
@@ -11829,15 +11799,15 @@
       </w:pPr>
       <w:r>
         <w:rPr>
-          <w:noProof/>
           <w:color w:val="6f7b76"/>
           <w:sz w:val="18"/>
           <w:szCs w:val="18"/>
           <w:u w:color="6f7b76"/>
           <w:rtl w:val="0"/>
           <w:lang w:val="en-US"/>
+          <w:noProof/>
         </w:rPr>
-        <w:t xml:space="preserve">LEGAVIK  /  Recovery Map </w:t>
+        <w:t xml:space="preserve">L⁠E⁠G⁠A⁠V⁠I⁠K  /  Recovery Map </w:t>
       </w:r>
       <w:r>
         <w:rPr>
@@ -15307,8 +15277,10 @@
     <w:sectPr>
       <w:headerReference w:type="default" r:id="rId4"/>
       <w:footerReference w:type="default" r:id="rId5"/>
+      <w:headerReference w:type="first" r:id="rId7"/>
+      <w:headerReference w:type="even" r:id="rId8"/>
       <w:pgSz w:w="12240" w:h="15840" w:orient="portrait"/>
-      <w:pgMar w:top="648" w:right="835" w:bottom="648" w:left="835" w:header="259" w:footer="259"/>
+      <w:pgMar w:top="648" w:right="835" w:bottom="648" w:left="835" w:header="461" w:footer="259"/>
       <w:bidi w:val="0"/>
     </w:sectPr>
   </w:body>
@@ -15324,15 +15296,15 @@
     </w:pPr>
     <w:r>
       <w:rPr>
-        <w:noProof/>
         <w:color w:val="6f7b76"/>
         <w:sz w:val="16"/>
         <w:szCs w:val="16"/>
         <w:u w:color="6f7b76"/>
         <w:rtl w:val="0"/>
         <w:lang w:val="en-US"/>
+        <w:noProof/>
       </w:rPr>
-      <w:t xml:space="preserve">LEGAVIK  </w:t>
+      <w:t xml:space="preserve">L⁠E⁠G⁠A⁠V⁠I⁠K  </w:t>
     </w:r>
     <w:r>
       <w:rPr>
@@ -15375,7 +15347,49 @@
         <w:sz w:val="18"/>
         <w:noProof/>
       </w:rPr>
-      <w:t>LEGAVIK · Recovery Map</w:t>
+      <w:t>L⁠E⁠G⁠A⁠V⁠I⁠K · Recovery Map</w:t>
+    </w:r>
+  </w:p>
+</w:hdr>
+</file>
+
+<file path=word/header2.xml><?xml version="1.0" encoding="utf-8"?>
+<w:hdr xmlns:m="http://schemas.openxmlformats.org/officeDocument/2006/math" xmlns:mc="http://schemas.openxmlformats.org/markup-compatibility/2006" xmlns:mo="http://schemas.microsoft.com/office/mac/office/2008/main" xmlns:mv="urn:schemas-microsoft-com:mac:vml" xmlns:o="urn:schemas-microsoft-com:office:office" xmlns:r="http://schemas.openxmlformats.org/officeDocument/2006/relationships" xmlns:v="urn:schemas-microsoft-com:vml" xmlns:w10="urn:schemas-microsoft-com:office:word" xmlns:w14="http://schemas.microsoft.com/office/word/2010/wordml" xmlns:w="http://schemas.openxmlformats.org/wordprocessingml/2006/main" xmlns:wne="http://schemas.microsoft.com/office/word/2006/wordml" xmlns:wp14="http://schemas.microsoft.com/office/word/2010/wordprocessingDrawing" xmlns:wp="http://schemas.openxmlformats.org/drawingml/2006/wordprocessingDrawing" xmlns:wpc="http://schemas.microsoft.com/office/word/2010/wordprocessingCanvas" xmlns:wpg="http://schemas.microsoft.com/office/word/2010/wordprocessingGroup" xmlns:wpi="http://schemas.microsoft.com/office/word/2010/wordprocessingInk" xmlns:wps="http://schemas.microsoft.com/office/word/2010/wordprocessingShape" mc:Ignorable="w14 wp14">
+  <w:p>
+    <w:pPr>
+      <w:spacing w:before="0" w:after="0" w:line="240" w:lineRule="auto"/>
+      <w:jc w:val="left"/>
+    </w:pPr>
+    <w:r>
+      <w:rPr>
+        <w:rFonts w:ascii="Arial" w:hAnsi="Arial" w:eastAsia="Arial"/>
+        <w:b/>
+        <w:color w:val="0B4F3C"/>
+        <w:sz w:val="18"/>
+        <w:noProof/>
+      </w:rPr>
+      <w:t>L⁠E⁠G⁠A⁠V⁠I⁠K · Recovery Map</w:t>
+    </w:r>
+  </w:p>
+</w:hdr>
+</file>
+
+<file path=word/header3.xml><?xml version="1.0" encoding="utf-8"?>
+<w:hdr xmlns:m="http://schemas.openxmlformats.org/officeDocument/2006/math" xmlns:mc="http://schemas.openxmlformats.org/markup-compatibility/2006" xmlns:mo="http://schemas.microsoft.com/office/mac/office/2008/main" xmlns:mv="urn:schemas-microsoft-com:mac:vml" xmlns:o="urn:schemas-microsoft-com:office:office" xmlns:r="http://schemas.openxmlformats.org/officeDocument/2006/relationships" xmlns:v="urn:schemas-microsoft-com:vml" xmlns:w10="urn:schemas-microsoft-com:office:word" xmlns:w14="http://schemas.microsoft.com/office/word/2010/wordml" xmlns:w="http://schemas.openxmlformats.org/wordprocessingml/2006/main" xmlns:wne="http://schemas.microsoft.com/office/word/2006/wordml" xmlns:wp14="http://schemas.microsoft.com/office/word/2010/wordprocessingDrawing" xmlns:wp="http://schemas.openxmlformats.org/drawingml/2006/wordprocessingDrawing" xmlns:wpc="http://schemas.microsoft.com/office/word/2010/wordprocessingCanvas" xmlns:wpg="http://schemas.microsoft.com/office/word/2010/wordprocessingGroup" xmlns:wpi="http://schemas.microsoft.com/office/word/2010/wordprocessingInk" xmlns:wps="http://schemas.microsoft.com/office/word/2010/wordprocessingShape" mc:Ignorable="w14 wp14">
+  <w:p>
+    <w:pPr>
+      <w:spacing w:before="0" w:after="0" w:line="240" w:lineRule="auto"/>
+      <w:jc w:val="left"/>
+    </w:pPr>
+    <w:r>
+      <w:rPr>
+        <w:rFonts w:ascii="Arial" w:hAnsi="Arial" w:eastAsia="Arial"/>
+        <w:b/>
+        <w:color w:val="0B4F3C"/>
+        <w:sz w:val="18"/>
+        <w:noProof/>
+      </w:rPr>
+      <w:t>L⁠E⁠G⁠A⁠V⁠I⁠K · Recovery Map</w:t>
     </w:r>
   </w:p>
 </w:hdr>
